--- a/Lab 1/Báo cáo lab 1.docx
+++ b/Lab 1/Báo cáo lab 1.docx
@@ -263,29 +263,6 @@
     </w:tbl>
     <w:p>
       <w:pPr>
-        <w:jc w:val="both"/>
-        <w:rPr>
-          <w:rFonts w:ascii="Times New Roman" w:hAnsi="Times New Roman" w:cs="Times New Roman"/>
-          <w:sz w:val="28"/>
-          <w:szCs w:val="28"/>
-          <w:lang w:val="vi-VN"/>
-        </w:rPr>
-      </w:pPr>
-    </w:p>
-    <w:p>
-      <w:pPr>
-        <w:ind w:left="360"/>
-        <w:rPr>
-          <w:rFonts w:ascii="Times New Roman" w:hAnsi="Times New Roman" w:cs="Times New Roman"/>
-          <w:color w:val="F2F2F2" w:themeColor="background1" w:themeShade="F2"/>
-          <w:sz w:val="28"/>
-          <w:szCs w:val="28"/>
-          <w:lang w:val="vi-VN"/>
-        </w:rPr>
-      </w:pPr>
-    </w:p>
-    <w:p>
-      <w:pPr>
         <w:rPr>
           <w:b/>
           <w:bCs/>
@@ -346,7 +323,7 @@
                     </pic:cNvPicPr>
                   </pic:nvPicPr>
                   <pic:blipFill>
-                    <a:blip r:embed="rId5" cstate="print">
+                    <a:blip r:embed="rId6" cstate="print">
                       <a:extLst>
                         <a:ext uri="{28A0092B-C50C-407E-A947-70E740481C1C}">
                           <a14:useLocalDpi xmlns:a14="http://schemas.microsoft.com/office/drawing/2010/main" val="0"/>
@@ -381,13 +358,6 @@
     <w:p>
       <w:pPr>
         <w:rPr>
-          <w:lang w:val="vi-VN"/>
-        </w:rPr>
-      </w:pPr>
-    </w:p>
-    <w:p>
-      <w:pPr>
-        <w:rPr>
           <w:b/>
           <w:bCs/>
           <w:sz w:val="36"/>
@@ -430,11 +400,10 @@
           <w:noProof/>
           <w:lang w:val="vi-VN"/>
         </w:rPr>
-        <w:lastRenderedPageBreak/>
         <w:drawing>
-          <wp:inline distT="0" distB="0" distL="0" distR="0" wp14:anchorId="53E38B00" wp14:editId="1564A407">
-            <wp:extent cx="5727700" cy="3413125"/>
-            <wp:effectExtent l="0" t="0" r="6350" b="0"/>
+          <wp:inline distT="0" distB="0" distL="0" distR="0" wp14:anchorId="53E38B00" wp14:editId="4B6BA2A0">
+            <wp:extent cx="5296124" cy="3155950"/>
+            <wp:effectExtent l="0" t="0" r="0" b="6350"/>
             <wp:docPr id="914920924" name="Picture 1" descr="A screen shot of a computer program&#10;&#10;AI-generated content may be incorrect."/>
             <wp:cNvGraphicFramePr>
               <a:graphicFrameLocks xmlns:a="http://schemas.openxmlformats.org/drawingml/2006/main" noChangeAspect="1"/>
@@ -447,7 +416,7 @@
                     <pic:cNvPicPr/>
                   </pic:nvPicPr>
                   <pic:blipFill>
-                    <a:blip r:embed="rId6"/>
+                    <a:blip r:embed="rId7"/>
                     <a:stretch>
                       <a:fillRect/>
                     </a:stretch>
@@ -455,7 +424,7 @@
                   <pic:spPr>
                     <a:xfrm>
                       <a:off x="0" y="0"/>
-                      <a:ext cx="5727700" cy="3413125"/>
+                      <a:ext cx="5299558" cy="3157996"/>
                     </a:xfrm>
                     <a:prstGeom prst="rect">
                       <a:avLst/>
@@ -534,7 +503,7 @@
                     <pic:cNvPicPr/>
                   </pic:nvPicPr>
                   <pic:blipFill>
-                    <a:blip r:embed="rId7"/>
+                    <a:blip r:embed="rId8"/>
                     <a:stretch>
                       <a:fillRect/>
                     </a:stretch>
@@ -543,81 +512,6 @@
                     <a:xfrm>
                       <a:off x="0" y="0"/>
                       <a:ext cx="5727700" cy="2809240"/>
-                    </a:xfrm>
-                    <a:prstGeom prst="rect">
-                      <a:avLst/>
-                    </a:prstGeom>
-                  </pic:spPr>
-                </pic:pic>
-              </a:graphicData>
-            </a:graphic>
-          </wp:inline>
-        </w:drawing>
-      </w:r>
-    </w:p>
-    <w:p>
-      <w:pPr>
-        <w:rPr>
-          <w:lang w:val="vi-VN"/>
-        </w:rPr>
-      </w:pPr>
-    </w:p>
-    <w:p>
-      <w:pPr>
-        <w:rPr>
-          <w:lang w:val="vi-VN"/>
-        </w:rPr>
-      </w:pPr>
-      <w:r>
-        <w:rPr>
-          <w:lang w:val="vi-VN"/>
-        </w:rPr>
-        <w:t>+ Chọn</w:t>
-      </w:r>
-      <w:r>
-        <w:rPr>
-          <w:lang w:val="vi-VN"/>
-        </w:rPr>
-        <w:t xml:space="preserve"> a=0, b=0:</w:t>
-      </w:r>
-    </w:p>
-    <w:p>
-      <w:pPr>
-        <w:rPr>
-          <w:lang w:val="vi-VN"/>
-        </w:rPr>
-      </w:pPr>
-      <w:r>
-        <w:rPr>
-          <w:noProof/>
-          <w:lang w:val="vi-VN"/>
-        </w:rPr>
-        <w:lastRenderedPageBreak/>
-        <w:drawing>
-          <wp:inline distT="0" distB="0" distL="0" distR="0" wp14:anchorId="3E28EF1D" wp14:editId="5412AEB4">
-            <wp:extent cx="5727700" cy="2820035"/>
-            <wp:effectExtent l="0" t="0" r="6350" b="0"/>
-            <wp:docPr id="1610897859" name="Picture 1" descr="A screen shot of a computer&#10;&#10;AI-generated content may be incorrect."/>
-            <wp:cNvGraphicFramePr>
-              <a:graphicFrameLocks xmlns:a="http://schemas.openxmlformats.org/drawingml/2006/main" noChangeAspect="1"/>
-            </wp:cNvGraphicFramePr>
-            <a:graphic xmlns:a="http://schemas.openxmlformats.org/drawingml/2006/main">
-              <a:graphicData uri="http://schemas.openxmlformats.org/drawingml/2006/picture">
-                <pic:pic xmlns:pic="http://schemas.openxmlformats.org/drawingml/2006/picture">
-                  <pic:nvPicPr>
-                    <pic:cNvPr id="1610897859" name="Picture 1" descr="A screen shot of a computer&#10;&#10;AI-generated content may be incorrect."/>
-                    <pic:cNvPicPr/>
-                  </pic:nvPicPr>
-                  <pic:blipFill>
-                    <a:blip r:embed="rId8"/>
-                    <a:stretch>
-                      <a:fillRect/>
-                    </a:stretch>
-                  </pic:blipFill>
-                  <pic:spPr>
-                    <a:xfrm>
-                      <a:off x="0" y="0"/>
-                      <a:ext cx="5727700" cy="2820035"/>
                     </a:xfrm>
                     <a:prstGeom prst="rect">
                       <a:avLst/>
@@ -775,10 +669,32 @@
           <w:lang w:val="vi-VN"/>
         </w:rPr>
       </w:pPr>
-      <w:r>
-        <w:rPr>
-          <w:lang w:val="vi-VN"/>
-        </w:rPr>
+    </w:p>
+    <w:p>
+      <w:pPr>
+        <w:rPr>
+          <w:lang w:val="vi-VN"/>
+        </w:rPr>
+      </w:pPr>
+    </w:p>
+    <w:p>
+      <w:pPr>
+        <w:rPr>
+          <w:lang w:val="vi-VN"/>
+        </w:rPr>
+      </w:pPr>
+    </w:p>
+    <w:p>
+      <w:pPr>
+        <w:rPr>
+          <w:lang w:val="vi-VN"/>
+        </w:rPr>
+      </w:pPr>
+      <w:r>
+        <w:rPr>
+          <w:lang w:val="vi-VN"/>
+        </w:rPr>
+        <w:lastRenderedPageBreak/>
         <w:t>Kết quả sau khi chọn công cụ thứ 3</w:t>
       </w:r>
     </w:p>
@@ -806,7 +722,6 @@
           <w:noProof/>
           <w:lang w:val="vi-VN"/>
         </w:rPr>
-        <w:lastRenderedPageBreak/>
         <w:drawing>
           <wp:inline distT="0" distB="0" distL="0" distR="0" wp14:anchorId="2F19EDA5" wp14:editId="5E3DEE87">
             <wp:extent cx="5727700" cy="2804160"/>
@@ -995,9 +910,7 @@
           <w:lang w:val="vi-VN"/>
         </w:rPr>
       </w:pPr>
-    </w:p>
-    <w:p>
-      <w:pPr>
+      <w:r>
         <w:rPr>
           <w:b/>
           <w:bCs/>
@@ -1005,25 +918,9 @@
           <w:szCs w:val="36"/>
           <w:lang w:val="vi-VN"/>
         </w:rPr>
-      </w:pPr>
-      <w:r>
-        <w:rPr>
-          <w:b/>
-          <w:bCs/>
-          <w:sz w:val="36"/>
-          <w:szCs w:val="36"/>
-          <w:lang w:val="vi-VN"/>
-        </w:rPr>
         <w:lastRenderedPageBreak/>
         <w:t>Bài 6.1</w:t>
       </w:r>
-    </w:p>
-    <w:p>
-      <w:pPr>
-        <w:rPr>
-          <w:lang w:val="vi-VN"/>
-        </w:rPr>
-      </w:pPr>
     </w:p>
     <w:p>
       <w:pPr>
@@ -1076,13 +973,6 @@
     <w:p>
       <w:pPr>
         <w:rPr>
-          <w:lang w:val="vi-VN"/>
-        </w:rPr>
-      </w:pPr>
-    </w:p>
-    <w:p>
-      <w:pPr>
-        <w:rPr>
           <w:b/>
           <w:bCs/>
           <w:sz w:val="36"/>
@@ -1159,9 +1049,7 @@
           <w:lang w:val="vi-VN"/>
         </w:rPr>
       </w:pPr>
-    </w:p>
-    <w:p>
-      <w:pPr>
+      <w:r>
         <w:rPr>
           <w:b/>
           <w:bCs/>
@@ -1169,104 +1057,6 @@
           <w:szCs w:val="36"/>
           <w:lang w:val="vi-VN"/>
         </w:rPr>
-      </w:pPr>
-    </w:p>
-    <w:p>
-      <w:pPr>
-        <w:rPr>
-          <w:b/>
-          <w:bCs/>
-          <w:sz w:val="36"/>
-          <w:szCs w:val="36"/>
-          <w:lang w:val="vi-VN"/>
-        </w:rPr>
-      </w:pPr>
-    </w:p>
-    <w:p>
-      <w:pPr>
-        <w:rPr>
-          <w:b/>
-          <w:bCs/>
-          <w:sz w:val="36"/>
-          <w:szCs w:val="36"/>
-          <w:lang w:val="vi-VN"/>
-        </w:rPr>
-      </w:pPr>
-    </w:p>
-    <w:p>
-      <w:pPr>
-        <w:rPr>
-          <w:b/>
-          <w:bCs/>
-          <w:sz w:val="36"/>
-          <w:szCs w:val="36"/>
-          <w:lang w:val="vi-VN"/>
-        </w:rPr>
-      </w:pPr>
-    </w:p>
-    <w:p>
-      <w:pPr>
-        <w:rPr>
-          <w:b/>
-          <w:bCs/>
-          <w:sz w:val="36"/>
-          <w:szCs w:val="36"/>
-          <w:lang w:val="vi-VN"/>
-        </w:rPr>
-      </w:pPr>
-    </w:p>
-    <w:p>
-      <w:pPr>
-        <w:rPr>
-          <w:b/>
-          <w:bCs/>
-          <w:sz w:val="36"/>
-          <w:szCs w:val="36"/>
-          <w:lang w:val="vi-VN"/>
-        </w:rPr>
-      </w:pPr>
-    </w:p>
-    <w:p>
-      <w:pPr>
-        <w:rPr>
-          <w:b/>
-          <w:bCs/>
-          <w:sz w:val="36"/>
-          <w:szCs w:val="36"/>
-          <w:lang w:val="vi-VN"/>
-        </w:rPr>
-      </w:pPr>
-    </w:p>
-    <w:p>
-      <w:pPr>
-        <w:rPr>
-          <w:b/>
-          <w:bCs/>
-          <w:sz w:val="36"/>
-          <w:szCs w:val="36"/>
-          <w:lang w:val="vi-VN"/>
-        </w:rPr>
-      </w:pPr>
-    </w:p>
-    <w:p>
-      <w:pPr>
-        <w:rPr>
-          <w:b/>
-          <w:bCs/>
-          <w:sz w:val="36"/>
-          <w:szCs w:val="36"/>
-          <w:lang w:val="vi-VN"/>
-        </w:rPr>
-      </w:pPr>
-      <w:r>
-        <w:rPr>
-          <w:b/>
-          <w:bCs/>
-          <w:sz w:val="36"/>
-          <w:szCs w:val="36"/>
-          <w:lang w:val="vi-VN"/>
-        </w:rPr>
-        <w:lastRenderedPageBreak/>
         <w:t>Bài 6.3</w:t>
       </w:r>
     </w:p>
@@ -1282,9 +1072,9 @@
           <w:lang w:val="vi-VN"/>
         </w:rPr>
         <w:drawing>
-          <wp:inline distT="0" distB="0" distL="0" distR="0" wp14:anchorId="6D5E622A" wp14:editId="383881B1">
-            <wp:extent cx="5727700" cy="3314700"/>
-            <wp:effectExtent l="0" t="0" r="6350" b="0"/>
+          <wp:inline distT="0" distB="0" distL="0" distR="0" wp14:anchorId="6D5E622A" wp14:editId="1791FB5E">
+            <wp:extent cx="5105400" cy="2954566"/>
+            <wp:effectExtent l="0" t="0" r="0" b="0"/>
             <wp:docPr id="1346530030" name="Picture 1" descr="A screen shot of a computer program&#10;&#10;AI-generated content may be incorrect."/>
             <wp:cNvGraphicFramePr>
               <a:graphicFrameLocks xmlns:a="http://schemas.openxmlformats.org/drawingml/2006/main" noChangeAspect="1"/>
@@ -1305,7 +1095,7 @@
                   <pic:spPr>
                     <a:xfrm>
                       <a:off x="0" y="0"/>
-                      <a:ext cx="5727700" cy="3314700"/>
+                      <a:ext cx="5112165" cy="2958481"/>
                     </a:xfrm>
                     <a:prstGeom prst="rect">
                       <a:avLst/>
@@ -1321,13 +1111,6 @@
     <w:p>
       <w:pPr>
         <w:rPr>
-          <w:lang w:val="vi-VN"/>
-        </w:rPr>
-      </w:pPr>
-    </w:p>
-    <w:p>
-      <w:pPr>
-        <w:rPr>
           <w:b/>
           <w:bCs/>
           <w:sz w:val="36"/>
@@ -1343,6 +1126,7 @@
           <w:szCs w:val="36"/>
           <w:lang w:val="vi-VN"/>
         </w:rPr>
+        <w:lastRenderedPageBreak/>
         <w:t>Bài 6.4</w:t>
       </w:r>
     </w:p>
@@ -1408,9 +1192,7 @@
           <w:lang w:val="vi-VN" w:eastAsia="ja-JP"/>
         </w:rPr>
       </w:pPr>
-    </w:p>
-    <w:p>
-      <w:pPr>
+      <w:r>
         <w:rPr>
           <w:rFonts w:eastAsiaTheme="minorEastAsia"/>
           <w:b/>
@@ -1419,41 +1201,6 @@
           <w:szCs w:val="36"/>
           <w:lang w:val="vi-VN" w:eastAsia="ja-JP"/>
         </w:rPr>
-      </w:pPr>
-    </w:p>
-    <w:p>
-      <w:pPr>
-        <w:rPr>
-          <w:rFonts w:eastAsiaTheme="minorEastAsia"/>
-          <w:b/>
-          <w:bCs/>
-          <w:sz w:val="36"/>
-          <w:szCs w:val="36"/>
-          <w:lang w:val="vi-VN" w:eastAsia="ja-JP"/>
-        </w:rPr>
-      </w:pPr>
-    </w:p>
-    <w:p>
-      <w:pPr>
-        <w:rPr>
-          <w:rFonts w:eastAsiaTheme="minorEastAsia"/>
-          <w:b/>
-          <w:bCs/>
-          <w:sz w:val="36"/>
-          <w:szCs w:val="36"/>
-          <w:lang w:val="vi-VN" w:eastAsia="ja-JP"/>
-        </w:rPr>
-      </w:pPr>
-      <w:r>
-        <w:rPr>
-          <w:rFonts w:eastAsiaTheme="minorEastAsia"/>
-          <w:b/>
-          <w:bCs/>
-          <w:sz w:val="36"/>
-          <w:szCs w:val="36"/>
-          <w:lang w:val="vi-VN" w:eastAsia="ja-JP"/>
-        </w:rPr>
-        <w:lastRenderedPageBreak/>
         <w:t>Bài 6.5</w:t>
       </w:r>
     </w:p>
@@ -1476,7 +1223,7 @@
           <w:noProof/>
         </w:rPr>
         <w:drawing>
-          <wp:inline distT="0" distB="0" distL="0" distR="0" wp14:anchorId="098F065F" wp14:editId="45566F20">
+          <wp:inline distT="0" distB="0" distL="0" distR="0" wp14:anchorId="098F065F" wp14:editId="62C27CF2">
             <wp:extent cx="5727700" cy="3422015"/>
             <wp:effectExtent l="0" t="0" r="6350" b="6985"/>
             <wp:docPr id="140528332" name="Picture 2"/>
@@ -1537,6 +1284,7 @@
         <w:rPr>
           <w:noProof/>
         </w:rPr>
+        <w:lastRenderedPageBreak/>
         <w:drawing>
           <wp:inline distT="0" distB="0" distL="0" distR="0" wp14:anchorId="4ACA4824" wp14:editId="51C7CE2E">
             <wp:extent cx="5727700" cy="2000885"/>
@@ -1604,9 +1352,7 @@
           <w:lang w:val="vi-VN"/>
         </w:rPr>
       </w:pPr>
-    </w:p>
-    <w:p>
-      <w:pPr>
+      <w:r>
         <w:rPr>
           <w:b/>
           <w:bCs/>
@@ -1614,82 +1360,6 @@
           <w:szCs w:val="36"/>
           <w:lang w:val="vi-VN"/>
         </w:rPr>
-      </w:pPr>
-    </w:p>
-    <w:p>
-      <w:pPr>
-        <w:rPr>
-          <w:b/>
-          <w:bCs/>
-          <w:sz w:val="36"/>
-          <w:szCs w:val="36"/>
-          <w:lang w:val="vi-VN"/>
-        </w:rPr>
-      </w:pPr>
-    </w:p>
-    <w:p>
-      <w:pPr>
-        <w:rPr>
-          <w:b/>
-          <w:bCs/>
-          <w:sz w:val="36"/>
-          <w:szCs w:val="36"/>
-          <w:lang w:val="vi-VN"/>
-        </w:rPr>
-      </w:pPr>
-    </w:p>
-    <w:p>
-      <w:pPr>
-        <w:rPr>
-          <w:b/>
-          <w:bCs/>
-          <w:sz w:val="36"/>
-          <w:szCs w:val="36"/>
-          <w:lang w:val="vi-VN"/>
-        </w:rPr>
-      </w:pPr>
-    </w:p>
-    <w:p>
-      <w:pPr>
-        <w:rPr>
-          <w:b/>
-          <w:bCs/>
-          <w:sz w:val="36"/>
-          <w:szCs w:val="36"/>
-          <w:lang w:val="vi-VN"/>
-        </w:rPr>
-      </w:pPr>
-    </w:p>
-    <w:p>
-      <w:pPr>
-        <w:rPr>
-          <w:b/>
-          <w:bCs/>
-          <w:sz w:val="36"/>
-          <w:szCs w:val="36"/>
-          <w:lang w:val="vi-VN"/>
-        </w:rPr>
-      </w:pPr>
-    </w:p>
-    <w:p>
-      <w:pPr>
-        <w:rPr>
-          <w:b/>
-          <w:bCs/>
-          <w:sz w:val="36"/>
-          <w:szCs w:val="36"/>
-          <w:lang w:val="vi-VN"/>
-        </w:rPr>
-      </w:pPr>
-      <w:r>
-        <w:rPr>
-          <w:b/>
-          <w:bCs/>
-          <w:sz w:val="36"/>
-          <w:szCs w:val="36"/>
-          <w:lang w:val="vi-VN"/>
-        </w:rPr>
-        <w:lastRenderedPageBreak/>
         <w:t>Bài 6.6</w:t>
       </w:r>
     </w:p>
@@ -3198,4 +2868,16 @@
     </a:ext>
   </a:extLst>
 </a:theme>
+</file>
+
+<file path=customXml/item1.xml><?xml version="1.0" encoding="utf-8"?>
+<b:Sources xmlns:b="http://schemas.openxmlformats.org/officeDocument/2006/bibliography" xmlns="http://schemas.openxmlformats.org/officeDocument/2006/bibliography" SelectedStyle="\APASixthEditionOfficeOnline.xsl" StyleName="APA" Version="6"/>
+</file>
+
+<file path=customXml/itemProps1.xml><?xml version="1.0" encoding="utf-8"?>
+<ds:datastoreItem xmlns:ds="http://schemas.openxmlformats.org/officeDocument/2006/customXml" ds:itemID="{DA0E8843-C8B9-4C71-9143-4E90517543C7}">
+  <ds:schemaRefs>
+    <ds:schemaRef ds:uri="http://schemas.openxmlformats.org/officeDocument/2006/bibliography"/>
+  </ds:schemaRefs>
+</ds:datastoreItem>
 </file>